--- a/published/ai-organizations/03_strategic_modeling/04_cognition/study-guides/04_cognition-practice_quiz.docx
+++ b/published/ai-organizations/03_strategic_modeling/04_cognition/study-guides/04_cognition-practice_quiz.docx
@@ -4,7 +4,12 @@
   <w:body>
     <w:p>
       <w:r>
-        <w:t>Practice Quiz: Cognition</w:t>
+        <w:t>Practice Quiz: Strategic Modeling — Module 04: Cognition</w:t>
+      </w:r>
+    </w:p>
+    <w:p>
+      <w:r>
+        <w:t>Name : _ _ _  Date : _ _ _</w:t>
       </w:r>
     </w:p>
     <w:p>
@@ -14,98 +19,7 @@
     </w:p>
     <w:p>
       <w:r>
-        <w:t>What is the primary role of Cognition in Active Inference?</w:t>
-        <w:br/>
-        <w:t>A) To maximize reward</w:t>
-        <w:br/>
-        <w:t>B) To minimize variational free energy</w:t>
-        <w:br/>
-        <w:t>C) To increase entropy</w:t>
-        <w:br/>
-        <w:t>D) To eliminate the Markov Blanket</w:t>
-      </w:r>
-    </w:p>
-    <w:p>
-      <w:r>
-        <w:t>In Organizations, Cognition is best described as:</w:t>
-        <w:br/>
-        <w:t>A) A static property</w:t>
-        <w:br/>
-        <w:t>B) A dynamic process</w:t>
-        <w:br/>
-        <w:t>C) An external state</w:t>
-        <w:br/>
-        <w:t>D) A random variable</w:t>
-      </w:r>
-    </w:p>
-    <w:p>
-      <w:r>
-        <w:t>Which mathematical quantity is most central to Cognition?</w:t>
-        <w:br/>
-        <w:t>A) The Lagrangian</w:t>
-        <w:br/>
-        <w:t>B) The expected free energy</w:t>
-        <w:br/>
-        <w:t>C) The surprisal</w:t>
-        <w:br/>
-        <w:t>D) The precision</w:t>
-      </w:r>
-    </w:p>
-    <w:p>
-      <w:r>
-        <w:t>How does Cognition relate to the concept of the Generative Model?</w:t>
-        <w:br/>
-        <w:t>A) It is separate from the model</w:t>
-        <w:br/>
-        <w:t>B) It is a component of the model</w:t>
-        <w:br/>
-        <w:t>C) It destroys the model</w:t>
-        <w:br/>
-        <w:t>D) It is only relevant for the environment</w:t>
-      </w:r>
-    </w:p>
-    <w:p>
-      <w:r>
-        <w:t>A failure in Cognition would likely result in:</w:t>
-        <w:br/>
-        <w:t>A) Perfect prediction</w:t>
-        <w:br/>
-        <w:t>B) Generalized surprise</w:t>
-        <w:br/>
-        <w:t>C) Immediate death of the agent</w:t>
-        <w:br/>
-        <w:t>D) Zero entropy</w:t>
-      </w:r>
-    </w:p>
-    <w:p>
-      <w:r>
-        <w:t>Which scale is most relevant for analyzing Cognition in this course?</w:t>
-        <w:br/>
-        <w:t>A) Quantum</w:t>
-        <w:br/>
-        <w:t>B) Neural</w:t>
-        <w:br/>
-        <w:t>C) Social</w:t>
-        <w:br/>
-        <w:t>D) All of the above</w:t>
-      </w:r>
-    </w:p>
-    <w:p>
-      <w:r>
-        <w:t>Cognition connects directly to which other component?</w:t>
-        <w:br/>
-        <w:t>A) The step before it</w:t>
-        <w:br/>
-        <w:t>B) The step after it</w:t>
-        <w:br/>
-        <w:t>C) Both A and B</w:t>
-        <w:br/>
-        <w:t>D) None of the above</w:t>
-      </w:r>
-    </w:p>
-    <w:p>
-      <w:r>
-        <w:t>Part B: Short Answer</w:t>
+        <w:t>A "strategic inflection point" (Grove) is: A) A turning point in stock price B) A moment when the assumptions underlying a firm's strategy are invalidated C) An intersection of strategies D) A meeting point  Assumption-based planning involves: A) Making assumptions B) Surfacing, classifying, and monitoring the assumptions underlying strategy C) Trusting assumptions D) Eliminating assumptions  The planning fallacy causes organizations to: A) Plan too much B) Systematically underestimate time, cost, and risk of strategic initiatives C) Avoid planning D) Plan perfectly  A Red Team exercise involves: A) Team building B) Deliberately stress-testing strategy by assigning a team to find weaknesses C) Competitive analysis D) Military exercises  The narrative fallacy means: A) Stories are useful B) Constructing coherent stories to explain outcomes that were driven by chance, leading to false causal reasoning C) Marketing narratives D) Brand storytelling  Reference class forecasting improves predictions by: A) Creating references B) Comparing the current decision to a class of similar past decisions for more accurate estimation C) Using classrooms D) Academic research  Overconfidence is dangerous in strategy because: A) It motivates people B) It leads organizations to underestimate uncertainty and overcommit to strategic bets C) It builds culture D) It reduces analysis    Part B: Short Analysis</w:t>
       </w:r>
     </w:p>
     <w:sectPr>
